--- a/data/outputs/v2/Grade11/Biology/Lesson_Plans/SS2.3_Excretion_in_Plants/Biology_Excretion_in_Plants_FinalExplanation_TeacherKey.docx
+++ b/data/outputs/v2/Grade11/Biology/Lesson_Plans/SS2.3_Excretion_in_Plants/Biology_Excretion_in_Plants_FinalExplanation_TeacherKey.docx
@@ -1826,7 +1826,7 @@
         </w:rPr>
         <w:t xml:space="preserve">© 2026 SeaVuria and ARES. This work is licensed under a </w:t>
       </w:r>
-      <w:hyperlink w:history="1" r:id="rIdtkkmw5eo5zu8-wel4ismd">
+      <w:hyperlink w:history="1" r:id="rId0bgcxzq0mtkcb1nbumv0l">
         <w:r>
           <w:rPr>
             <w:rFonts w:ascii="Arial" w:cs="Arial" w:eastAsia="Arial" w:hAnsi="Arial"/>
@@ -1846,7 +1846,7 @@
         </w:rPr>
         <w:t xml:space="preserve"> (</w:t>
       </w:r>
-      <w:hyperlink w:history="1" r:id="rIdbh0228o54dhmdhhgqexg5">
+      <w:hyperlink w:history="1" r:id="rIdmk7omhwsm9h1nuppkgtvv">
         <w:r>
           <w:rPr>
             <w:rFonts w:ascii="Arial" w:cs="Arial" w:eastAsia="Arial" w:hAnsi="Arial"/>
@@ -1866,7 +1866,7 @@
         </w:rPr>
         <w:t xml:space="preserve">). To view a copy of this license, visit </w:t>
       </w:r>
-      <w:hyperlink w:history="1" r:id="rIdhw9bwnow0pchbwevjkfy0">
+      <w:hyperlink w:history="1" r:id="rIduh2kihxacetqtme0ouccv">
         <w:r>
           <w:rPr>
             <w:rFonts w:ascii="Arial" w:cs="Arial" w:eastAsia="Arial" w:hAnsi="Arial"/>

--- a/data/outputs/v2/Grade11/Biology/Lesson_Plans/SS2.3_Excretion_in_Plants/Biology_Excretion_in_Plants_FinalExplanation_TeacherKey.docx
+++ b/data/outputs/v2/Grade11/Biology/Lesson_Plans/SS2.3_Excretion_in_Plants/Biology_Excretion_in_Plants_FinalExplanation_TeacherKey.docx
@@ -1826,7 +1826,7 @@
         </w:rPr>
         <w:t xml:space="preserve">© 2026 SeaVuria and ARES. This work is licensed under a </w:t>
       </w:r>
-      <w:hyperlink w:history="1" r:id="rId0bgcxzq0mtkcb1nbumv0l">
+      <w:hyperlink w:history="1" r:id="rIdpfp4b3ojpu8_9uma1ob6u">
         <w:r>
           <w:rPr>
             <w:rFonts w:ascii="Arial" w:cs="Arial" w:eastAsia="Arial" w:hAnsi="Arial"/>
@@ -1846,7 +1846,7 @@
         </w:rPr>
         <w:t xml:space="preserve"> (</w:t>
       </w:r>
-      <w:hyperlink w:history="1" r:id="rIdmk7omhwsm9h1nuppkgtvv">
+      <w:hyperlink w:history="1" r:id="rId3hwfwiaueo6l4ud9ykewd">
         <w:r>
           <w:rPr>
             <w:rFonts w:ascii="Arial" w:cs="Arial" w:eastAsia="Arial" w:hAnsi="Arial"/>
@@ -1866,7 +1866,7 @@
         </w:rPr>
         <w:t xml:space="preserve">). To view a copy of this license, visit </w:t>
       </w:r>
-      <w:hyperlink w:history="1" r:id="rIduh2kihxacetqtme0ouccv">
+      <w:hyperlink w:history="1" r:id="rIdbj5j8pzkdxqkhegnm7fsg">
         <w:r>
           <w:rPr>
             <w:rFonts w:ascii="Arial" w:cs="Arial" w:eastAsia="Arial" w:hAnsi="Arial"/>

--- a/data/outputs/v2/Grade11/Biology/Lesson_Plans/SS2.3_Excretion_in_Plants/Biology_Excretion_in_Plants_FinalExplanation_TeacherKey.docx
+++ b/data/outputs/v2/Grade11/Biology/Lesson_Plans/SS2.3_Excretion_in_Plants/Biology_Excretion_in_Plants_FinalExplanation_TeacherKey.docx
@@ -1826,7 +1826,7 @@
         </w:rPr>
         <w:t xml:space="preserve">© 2026 SeaVuria and ARES. This work is licensed under a </w:t>
       </w:r>
-      <w:hyperlink w:history="1" r:id="rIdpfp4b3ojpu8_9uma1ob6u">
+      <w:hyperlink w:history="1" r:id="rIdwqixbbstkmps8tldjhjth">
         <w:r>
           <w:rPr>
             <w:rFonts w:ascii="Arial" w:cs="Arial" w:eastAsia="Arial" w:hAnsi="Arial"/>
@@ -1846,7 +1846,7 @@
         </w:rPr>
         <w:t xml:space="preserve"> (</w:t>
       </w:r>
-      <w:hyperlink w:history="1" r:id="rId3hwfwiaueo6l4ud9ykewd">
+      <w:hyperlink w:history="1" r:id="rIdzjbbwkrniglx36wcu37jo">
         <w:r>
           <w:rPr>
             <w:rFonts w:ascii="Arial" w:cs="Arial" w:eastAsia="Arial" w:hAnsi="Arial"/>
@@ -1866,7 +1866,7 @@
         </w:rPr>
         <w:t xml:space="preserve">). To view a copy of this license, visit </w:t>
       </w:r>
-      <w:hyperlink w:history="1" r:id="rIdbj5j8pzkdxqkhegnm7fsg">
+      <w:hyperlink w:history="1" r:id="rIdk6jbcqkm62ofm_yqbnzmr">
         <w:r>
           <w:rPr>
             <w:rFonts w:ascii="Arial" w:cs="Arial" w:eastAsia="Arial" w:hAnsi="Arial"/>

--- a/data/outputs/v2/Grade11/Biology/Lesson_Plans/SS2.3_Excretion_in_Plants/Biology_Excretion_in_Plants_FinalExplanation_TeacherKey.docx
+++ b/data/outputs/v2/Grade11/Biology/Lesson_Plans/SS2.3_Excretion_in_Plants/Biology_Excretion_in_Plants_FinalExplanation_TeacherKey.docx
@@ -1826,7 +1826,7 @@
         </w:rPr>
         <w:t xml:space="preserve">© 2026 SeaVuria and ARES. This work is licensed under a </w:t>
       </w:r>
-      <w:hyperlink w:history="1" r:id="rIdwqixbbstkmps8tldjhjth">
+      <w:hyperlink w:history="1" r:id="rId3lt1j8gv4jdm62o-mfi7u">
         <w:r>
           <w:rPr>
             <w:rFonts w:ascii="Arial" w:cs="Arial" w:eastAsia="Arial" w:hAnsi="Arial"/>
@@ -1846,7 +1846,7 @@
         </w:rPr>
         <w:t xml:space="preserve"> (</w:t>
       </w:r>
-      <w:hyperlink w:history="1" r:id="rIdzjbbwkrniglx36wcu37jo">
+      <w:hyperlink w:history="1" r:id="rIdom_dntvarnth-9tit6kt4">
         <w:r>
           <w:rPr>
             <w:rFonts w:ascii="Arial" w:cs="Arial" w:eastAsia="Arial" w:hAnsi="Arial"/>
@@ -1866,7 +1866,7 @@
         </w:rPr>
         <w:t xml:space="preserve">). To view a copy of this license, visit </w:t>
       </w:r>
-      <w:hyperlink w:history="1" r:id="rIdk6jbcqkm62ofm_yqbnzmr">
+      <w:hyperlink w:history="1" r:id="rIdna8y1kzsljxcirmjde_6i">
         <w:r>
           <w:rPr>
             <w:rFonts w:ascii="Arial" w:cs="Arial" w:eastAsia="Arial" w:hAnsi="Arial"/>

--- a/data/outputs/v2/Grade11/Biology/Lesson_Plans/SS2.3_Excretion_in_Plants/Biology_Excretion_in_Plants_FinalExplanation_TeacherKey.docx
+++ b/data/outputs/v2/Grade11/Biology/Lesson_Plans/SS2.3_Excretion_in_Plants/Biology_Excretion_in_Plants_FinalExplanation_TeacherKey.docx
@@ -95,7 +95,7 @@
                 <w:sz w:val="22"/>
                 <w:szCs w:val="22"/>
               </w:rPr>
-              <w:t xml:space="preserve">FINAL EXPLANATION: BIOLOGY GRADE 11: EXCRETION IN PLANTS (SUB-STRAND 2.3)</w:t>
+              <w:t xml:space="preserve">FINAL EXPLANATION: BIOLOGY GRADE 11 – SUB-STRAND 2.3 EXCRETION IN PLANTS: FINAL EXPLANATION</w:t>
             </w:r>
           </w:p>
         </w:tc>
@@ -224,7 +224,7 @@
                 <w:sz w:val="18"/>
                 <w:szCs w:val="18"/>
               </w:rPr>
-              <w:t xml:space="preserve">This Final Explanation brings together everything you have learned in Lessons 1 to 5. Think about the trees and plants around our school: the Acacia and Euphorbia that ooze sticky sap or resin when cut, the droplets along the edges of grass and arrowroot (taro) leaves on a humid morning, and the old yellow leaves that fall. Answer each question in your own words in the space under it. Use the evidence you collected on the nature walks, in the microscope work, in your community interviews and portfolio, and in the class tables. Where a question asks for a Claim, Evidence and Reasoning, write all three parts. Use correct biology words such as excretion, exudation, guttation, transpiration, stomata, lenticels, hydathodes and tissue fall.</w:t>
+              <w:t xml:space="preserve">Our driving question is: How do trees and crops clear out their metabolic wastes without any organs or excretory systems, and why are these waste products worth so much money in our markets? Use what you observed on the school nature walks (cut Acacia and Euphorbia, droplets on grass and arrowroot leaves, falling yellow leaves), the guttation experiment, the leaf microscope work, your class tables and your community interview portfolio. Answer every section in your own words in the blank space under each prompt. Use Claim-Evidence-Reasoning (CER) where asked, name the evidence you collected, and write in full sentences. You may add labelled sketches.</w:t>
             </w:r>
           </w:p>
         </w:tc>
@@ -319,7 +319,7 @@
                 <w:sz w:val="18"/>
                 <w:szCs w:val="18"/>
               </w:rPr>
-              <w:t xml:space="preserve">Plants have no kidneys, bladders or sweating systems, yet they do not poison themselves with their own wastes. (a) What is excretion? (b) Explain why plants do not need complex excretory organs like the kidneys of humans. Use evidence from the metabolic rate chart and the mesophyll diagrams of CO2 and O2 that you studied, and from what you learned about the plant parts where wastes are kept.</w:t>
+              <w:t xml:space="preserve">In Lesson 1 we debated the statement 'Plants do not need kidneys.' (a) Define excretion. (b) Give three reasons why plants can manage without complex excretory organs. (c) Write a short CER statement that answers: why are plants able to live without kidneys, bladders or sweating systems?</w:t>
             </w:r>
           </w:p>
         </w:tc>
@@ -351,7 +351,7 @@
                 <w:sz w:val="18"/>
                 <w:szCs w:val="18"/>
               </w:rPr>
-              <w:t xml:space="preserve">(a) Excretion is the removal of metabolic wastes (and toxic substances or excesses) from the body of an organism. (b) Plants do not need kidneys for three reasons. First, the metabolic rate chart showed that plants have a much lower metabolic rate than animals, so they make much less waste. Second, plants recycle gases between respiration and photosynthesis. The mesophyll diagrams showed that in the mesophyll cells, the oxygen made in photosynthesis is used for respiration, and the carbon dioxide made in respiration is used for photosynthesis, so these gases do not build up as waste. Third, plants store insoluble, harmless wastes such as resin, latex, gum and crystals in tissues that are not vital, such as bark, vacuoles and old leaves. Because little waste is made and much of it is reused or stored safely, no complex excretory organ is needed.</w:t>
+              <w:t xml:space="preserve">(a) Excretion is the removal of metabolic wastes from the body. (b) First, plants have a much lower metabolic rate than animals (shown on the chart), so they make little waste. Second, they recycle gases: the CO2 from respiration is used for photosynthesis and the O2 from photosynthesis is used for respiration, as the mesophyll cell diagrams showed, so these do not build up as wastes. Third, they store insoluble wastes such as resin, latex and gum in tissues like bark, vacuoles and old leaves, where they do no harm. (c) Claim: Plants do not need kidneys. Evidence: they have low metabolic rates, they recycle CO2 and O2 in their mesophyll cells, and they store products such as gum arabic and latex that we saw oozing from cut Acacia and Euphorbia. Reasoning: because little waste is made and much of it is reused or stored harmlessly, a complex excretory organ is not needed.</w:t>
             </w:r>
           </w:p>
         </w:tc>
@@ -412,7 +412,7 @@
                 <w:sz w:val="22"/>
                 <w:szCs w:val="22"/>
               </w:rPr>
-              <w:t xml:space="preserve">Part 2: How wastes leave the plant</w:t>
+              <w:t xml:space="preserve">Part 2: Routes by which wastes leave the plant</w:t>
             </w:r>
           </w:p>
         </w:tc>
@@ -446,7 +446,7 @@
                 <w:sz w:val="18"/>
                 <w:szCs w:val="18"/>
               </w:rPr>
-              <w:t xml:space="preserve">Describe the different ways that plants get rid of wastes. For each route, name the waste (or substance) that leaves and the part of the plant involved. Then use your observations from the nature walk and the bell jar experiment to explain what is happening to (a) the milky sap on a cut Euphorbia and the hardened gum on Acacia, and (b) the droplets at the edges of grass and arrowroot leaves in the early morning. How is guttation different from transpiration?</w:t>
+              <w:t xml:space="preserve">Think about the nature walk, the potted seedling under the bell jar and the plastic bag over a branch. (a) Name the routes or processes by which plants lose wastes that we studied, and say which kind of waste leaves by each. (b) Explain how guttation differs from transpiration, using the droplets on arrowroot and grass leaves on the humid morning and what you saw at the plastic bag. (c) Which of our observations on the walk showed exudation, and which showed tissue fall?</w:t>
             </w:r>
           </w:p>
         </w:tc>
@@ -478,7 +478,7 @@
                 <w:sz w:val="18"/>
                 <w:szCs w:val="18"/>
               </w:rPr>
-              <w:t xml:space="preserve">Plants remove wastes in several ways. (1) Diffusion of gases: carbon dioxide (the waste gas of respiration) and oxygen (the by-product of photosynthesis that is not used up) leave through stomata in leaves and lenticels on stems. (2) Transpiration: water vapour leaves, mainly through stomata. (3) Exudation: gums, resins and latex, which are stored waste products, ooze out of the bark and other tissues, for example when they are cut. (4) Guttation: liquid droplets containing dissolved substances leave through hydathodes at leaf edges in humid conditions. (5) Tissue fall: wastes stored in leaves, bark and fruits leave when these parts are shed. (a) The milky latex from a cut Euphorbia and the amber gum on Acacia are exudation: stored waste products that ooze out and then harden. (b) The droplets on grass and arrowroot leaves at dawn are guttation. In the bell jar experiment, droplets formed at the leaf margins of the seedling under the bell jar, where the air was very humid, but not on the control seedling, which supports the idea that guttation happens in humid conditions. Guttation is different from transpiration because guttation gives out liquid droplets with dissolved substances through hydathodes in humid conditions, while transpiration loses water as invisible vapour, as seen in the water vapour droplets collected in the plastic bag over a branch.</w:t>
+              <w:t xml:space="preserve">(a) Diffusion of gases (O2 and CO2) through stomata and lenticels; transpiration, which loses water vapour; guttation, which loses liquid droplets with dissolved substances through hydathodes in humid conditions; exudation of gums, resins and latex; and shedding of leaves, bark and fruits (tissue fall), which carries away stored insoluble wastes. (b) Transpiration loses water as invisible vapour, which we only saw as droplets collecting inside the plastic bag over a branch. Guttation loses liquid droplets, carrying dissolved substances, from the edges of leaves through hydathodes in high humidity, as on the arrowroot and grass leaves at dawn. (c) Exudation: the hardened amber gum on Acacia and the milky latex oozing from a cut Euphorbia. Tissue fall: the yellow fallen leaves and the leaf scars left on stems.</w:t>
             </w:r>
           </w:p>
         </w:tc>
@@ -539,7 +539,7 @@
                 <w:sz w:val="22"/>
                 <w:szCs w:val="22"/>
               </w:rPr>
-              <w:t xml:space="preserve">Part 3: Where do insoluble wastes go?</w:t>
+              <w:t xml:space="preserve">Part 3: Where insoluble wastes go</w:t>
             </w:r>
           </w:p>
         </w:tc>
@@ -573,7 +573,7 @@
                 <w:sz w:val="18"/>
                 <w:szCs w:val="18"/>
               </w:rPr>
-              <w:t xml:space="preserve">Write a Claim, Evidence and Reasoning (CER) explanation to answer this question: How do plants get rid of wastes that cannot dissolve in water or evaporate? Use what you saw when you compared young green leaves with old yellow or brown leaves, and what you saw under the microscope, including how the crystals behaved when you added dilute acid. Explain why falling leaves can be called excretion.</w:t>
+              <w:t xml:space="preserve">In Lesson 3 you collected young green leaves and old yellow or brown leaves and examined them under the light microscope. (a) What wastes can a plant not dissolve and remove in liquid form, and where does it deposit them? (b) Explain, using a CER statement and the observations you recorded in your own microscope work, how shedding old leaves is a form of excretion. (c) How does this idea also help explain the resin or gum on cut Acacia and Euphorbia?</w:t>
             </w:r>
           </w:p>
         </w:tc>
@@ -605,7 +605,7 @@
                 <w:sz w:val="18"/>
                 <w:szCs w:val="18"/>
               </w:rPr>
-              <w:t xml:space="preserve">Claim: Plants excrete insoluble wastes by depositing them in old or non-vital tissues, which are then shed. Evidence: When we examined leaves with hand lenses and under the light microscope, the old yellow or brown leaves had more calcium oxalate crystals than the young green leaves. The crystals did not dissolve when we added dilute ethanoic acid, which shows they are insoluble, as calcium oxalate is. We also saw resin or gum on the bark of Acacia and Euphorbia. Reasoning: Insoluble wastes cannot be carried out as vapour or droplets. By locking them in forms such as crystals, tannins and resins inside tissues the plant no longer needs, the plant keeps them away from its living, working cells. When the old leaves, bark or fruits fall, the stored wastes leave the plant with them. This is why tissue fall counts as excretion, and it shows that plants can clear their wastes without any kidneys.</w:t>
+              <w:t xml:space="preserve">(a) Insoluble wastes such as calcium oxalate crystals, tannins and resins cannot be carried out in solution, so the plant deposits them in non-vital parts such as bark, old leaves, fruits and flowers. (b) Claim: Plants excrete insoluble wastes by depositing them in old or non-vital tissues that are then shed. Evidence: under the microscope we looked for crystals in young green and old yellow leaves and recorded their shape and how they reacted to iodine and dilute acid; old leaves had more crystals than young leaves and the crystals did not dissolve in dilute acid, so the wastes build up in old leaves and are carried away when those leaves fall. Reasoning: locking wastes in tissue the plant no longer needs and then dropping it removes the wastes without any excretory system, so falling leaves are excretion. (c) The gum and resin stored in bark are also wastes kept away from living cells; when the bark is cut they ooze out and harden, which is what we saw on the Acacia and Euphorbia trees around school.</w:t>
             </w:r>
           </w:p>
         </w:tc>
@@ -666,7 +666,7 @@
                 <w:sz w:val="22"/>
                 <w:szCs w:val="22"/>
               </w:rPr>
-              <w:t xml:space="preserve">Part 4: Why plant wastes are valuable in Kenya</w:t>
+              <w:t xml:space="preserve">Part 4: Waste to the plant, wealth to people</w:t>
             </w:r>
           </w:p>
         </w:tc>
@@ -700,7 +700,7 @@
                 <w:sz w:val="18"/>
                 <w:szCs w:val="18"/>
               </w:rPr>
-              <w:t xml:space="preserve">Many plant excretory products sell well in Kenyan markets. (a) Name at least four types of plant excretory products from your class table, and for each give an example of a plant or place in Kenya and one use. (b) Explain why something that is waste to the plant is valuable to people. (c) Explain what the Lesson 5 discussion taught you about the risks of some of these products.</w:t>
+              <w:t xml:space="preserve">Use your class table from Lesson 4 and your community interview portfolio and group poster. (a) Name the types of plant excretory products that we categorised, giving one plant source and one use for each. (b) Why can something that is waste to the plant be valuable in Kenyan markets? Give examples of places or products from our lessons. (c) Some alkaloids are harmful when abused. Describe the risk of such abuse and how people should handle these products.</w:t>
             </w:r>
           </w:p>
         </w:tc>
@@ -732,7 +732,7 @@
                 <w:sz w:val="18"/>
                 <w:szCs w:val="18"/>
               </w:rPr>
-              <w:t xml:space="preserve">(a) Latex: the milky latex of Euphorbia and of the papaya plant; papaya latex gives papain, and latex from rubber trees is used to make rubber for industry. Tannins: tannins from plant bark and tea leaves, such as the tea grown in Kericho, are used for tanning leather. Gums and resins: gum arabic from Acacia, collected in northern Kenya and Turkana, is used as an adhesive and food thickener, and resin is used for sealing. Alkaloids: quinine, from the bark of the cinchona tree, is used as medicine for malaria. Essential oils: oils from lemongrass or eucalyptus leaves are used in medicine and other products. (b) The plant stores or releases these chemicals as wastes, but they have useful chemical properties that people can use in medicine, industry and food, such as stickiness, sealing, tanning ability or medicinal effect. Communities collect and sell them, so they bring income. (c) Some alkaloids are harmful or habit-forming when abused. Their use must be controlled to prevent drug and substance abuse, even though many of the same kinds of chemicals are useful as medicines when used correctly.</w:t>
+              <w:t xml:space="preserve">(a) Latex, from Euphorbia or papaya, used for example as papain from papaya latex and in rubber. Gums and resins, from Acacia, used as gum arabic for sealing, sticking and thickening food. Tannins, from plants such as tea leaves, used in tanning leather. Alkaloids, such as quinine used for malaria and caffeine from tea used in drinks. Essential oils, from lemongrass or eucalyptus, which we smelled when we crushed the leaves. (b) The plant only stores or releases these chemicals as wastes, but people use their chemical properties for medicine, industry and food, so they can be sold. Examples are tea from Kericho, gum arabic from northern Kenya and Turkana collectors, and quinine for malaria. Our interviews also recorded uses, prices and tallies of what community members use. (c) Some alkaloids are habit-forming; abusing them leads to drug and substance abuse, which harms health and can cause addiction. They should only be used in regulated ways, as medicine for the right purpose and amount, and people should be warned of the risks.</w:t>
             </w:r>
           </w:p>
         </w:tc>
@@ -793,7 +793,7 @@
                 <w:sz w:val="22"/>
                 <w:szCs w:val="22"/>
               </w:rPr>
-              <w:t xml:space="preserve">Part 5: Final explanation and your portfolio</w:t>
+              <w:t xml:space="preserve">Part 5: Final Explanation</w:t>
             </w:r>
           </w:p>
         </w:tc>
@@ -827,7 +827,7 @@
                 <w:sz w:val="18"/>
                 <w:szCs w:val="18"/>
               </w:rPr>
-              <w:t xml:space="preserve">Write your own final explanation of the driving question: How do trees and crops clear out their metabolic wastes without any organs or excretory systems, and why are these waste products worth so much money in our markets? Your answer must use a Claim, Evidence and Reasoning structure. Use at least one piece of evidence from your community interview and photography portfolio or poster. Finish with the new question that your group has about the use of these products.</w:t>
+              <w:t xml:space="preserve">Answer the driving question in your own words as a complete Claim-Evidence-Reasoning explanation: How do trees and crops clear out their metabolic wastes without any organs or excretory systems, and why are these waste products worth so much money in our markets? Refer to the Acacia and Euphorbia trees, the droplets on arrowroot and grass leaves, and the falling old leaves. Then state the new question that our class now wants to investigate and say why it matters.</w:t>
             </w:r>
           </w:p>
         </w:tc>
@@ -859,7 +859,7 @@
                 <w:sz w:val="18"/>
                 <w:szCs w:val="18"/>
               </w:rPr>
-              <w:t xml:space="preserve">Claim: Trees and crops clear their wastes without kidneys because they make little waste, recycle much of it, store the rest harmlessly and release some through several surfaces; and some of these wastes are valuable because people can use their chemical properties. Evidence: The chart showed that plants have lower metabolic rates than animals, and the mesophyll diagrams showed CO2 and O2 being recycled between respiration and photosynthesis. We saw gases and water vapour leave through stomata and lenticels, droplets of guttation on grass and arrowroot leaves, gum and latex oozing from cut Acacia and Euphorbia, and old leaves with more crystals falling. In our community interviews and portfolio, people described using gum arabic, latex, tea, quinine and tannins for medicine, sealing, drinks and leather, and selling them for income. Reasoning: Because wastes are few, reused, stored in non-vital tissues and then released by diffusion, transpiration, guttation, exudation and tissue fall, plants do not need complex excretory organs. What the plant discards or stores is useful to humans, so products such as gum, latex, tannins and alkaloids are sold in Kenyan markets, though habit-forming alkaloids must be used under control. New question: How can sustainable harvesting of useful plant excretory products be balanced with environmental conservation?</w:t>
+              <w:t xml:space="preserve">Claim: Trees and crops clear their wastes without kidneys because they make little waste, reuse much of it, store the rest harmlessly and release it through several surfaces; and these wastes are worth money because people can use their chemical properties. Evidence: plants have low metabolic rates and recycle CO2 and O2 in the mesophyll cells. Gases leave by diffusion through stomata and lenticels, and water vapour by transpiration. Liquid wastes leave as guttation droplets from leaf edges of arrowroot and grass on humid mornings. Gums, resins and latex ooze from cut Acacia and Euphorbia. Insoluble wastes such as calcium oxalate crystals, tannins and resins are deposited in non-vital tissues such as bark and old leaves, which are shed, as we saw with the yellow leaves on the ground. Our interviews and tables showed gum arabic, latex, tannins, quinine, caffeine and essential oils being used for sealing, medicine, tanning and drinks, bringing income, for example tea from Kericho. Reasoning: because wastes are small in amount, recycled, stored in non-vital tissue and removed by tissue fall, exudation, guttation, transpiration and diffusion, no kidney-like organ is needed. What is waste to the plant is a useful material to people, so it has market value, although habit-forming alkaloids must be used carefully. New question: How can sustainable harvesting of useful plant excretory products be balanced with environmental conservation? It matters because over-harvesting could damage the trees and the incomes that depend on them.</w:t>
             </w:r>
           </w:p>
         </w:tc>
@@ -1118,7 +1118,7 @@
                 <w:sz w:val="18"/>
                 <w:szCs w:val="18"/>
               </w:rPr>
-              <w:t xml:space="preserve">Gives all three reasons (low metabolic rate, recycling of CO2 and O2, storage of insoluble wastes) and links each to evidence from the chart or mesophyll diagrams.</w:t>
+              <w:t xml:space="preserve">Gives all three reasons (low metabolic rate, recycling of gases, storage of insoluble wastes) with specific evidence from the chart and mesophyll diagrams.</w:t>
             </w:r>
           </w:p>
         </w:tc>
@@ -1150,7 +1150,7 @@
                 <w:sz w:val="18"/>
                 <w:szCs w:val="18"/>
               </w:rPr>
-              <w:t xml:space="preserve">Gives two or three reasons correctly, with limited reference to evidence.</w:t>
+              <w:t xml:space="preserve">Gives two or three reasons with some evidence.</w:t>
             </w:r>
           </w:p>
         </w:tc>
@@ -1182,7 +1182,7 @@
                 <w:sz w:val="18"/>
                 <w:szCs w:val="18"/>
               </w:rPr>
-              <w:t xml:space="preserve">Gives one reason or confuses excretion with other processes, with little evidence.</w:t>
+              <w:t xml:space="preserve">Gives one reason or lists reasons without evidence.</w:t>
             </w:r>
           </w:p>
         </w:tc>
@@ -1248,7 +1248,7 @@
                 <w:sz w:val="18"/>
                 <w:szCs w:val="18"/>
               </w:rPr>
-              <w:t xml:space="preserve">Correctly names and explains diffusion, transpiration, exudation, guttation and tissue fall, and clearly distinguishes guttation from transpiration using local observations.</w:t>
+              <w:t xml:space="preserve">Correctly names diffusion, transpiration, guttation, exudation and tissue fall, matches each to the waste type, and clearly distinguishes guttation from transpiration using local observations.</w:t>
             </w:r>
           </w:p>
         </w:tc>
@@ -1280,7 +1280,7 @@
                 <w:sz w:val="18"/>
                 <w:szCs w:val="18"/>
               </w:rPr>
-              <w:t xml:space="preserve">Names most routes correctly and links them to the phenomenon, but the distinction between guttation and transpiration is partly unclear.</w:t>
+              <w:t xml:space="preserve">Names most routes correctly with minor confusion between guttation and transpiration.</w:t>
             </w:r>
           </w:p>
         </w:tc>
@@ -1312,7 +1312,7 @@
                 <w:sz w:val="18"/>
                 <w:szCs w:val="18"/>
               </w:rPr>
-              <w:t xml:space="preserve">Names few routes or mixes them up (for example guttation and transpiration).</w:t>
+              <w:t xml:space="preserve">Names few routes or confuses them.</w:t>
             </w:r>
           </w:p>
         </w:tc>
@@ -1346,7 +1346,7 @@
                 <w:sz w:val="18"/>
                 <w:szCs w:val="18"/>
               </w:rPr>
-              <w:t xml:space="preserve">Use of Claim-Evidence-Reasoning with data</w:t>
+              <w:t xml:space="preserve">Use of evidence and CER reasoning</w:t>
             </w:r>
           </w:p>
         </w:tc>
@@ -1378,7 +1378,7 @@
                 <w:sz w:val="18"/>
                 <w:szCs w:val="18"/>
               </w:rPr>
-              <w:t xml:space="preserve">Claim is clear; evidence is specific (microscope, hand lens, bell jar, portfolio); reasoning links the evidence to the claim.</w:t>
+              <w:t xml:space="preserve">Claim is clear, evidence comes from lesson observations (Acacia, Euphorbia, arrowroot and grass droplets, leaf microscope work), and reasoning links the evidence to the claim.</w:t>
             </w:r>
           </w:p>
         </w:tc>
@@ -1410,7 +1410,7 @@
                 <w:sz w:val="18"/>
                 <w:szCs w:val="18"/>
               </w:rPr>
-              <w:t xml:space="preserve">Claim and evidence are present, but the reasoning is brief or the link is not fully explained.</w:t>
+              <w:t xml:space="preserve">Claim and evidence present; reasoning is partial.</w:t>
             </w:r>
           </w:p>
         </w:tc>
@@ -1442,7 +1442,7 @@
                 <w:sz w:val="18"/>
                 <w:szCs w:val="18"/>
               </w:rPr>
-              <w:t xml:space="preserve">Claim is missing or unsupported, or evidence is general and not from the lessons.</w:t>
+              <w:t xml:space="preserve">Claim is unsupported or evidence is not from the lessons.</w:t>
             </w:r>
           </w:p>
         </w:tc>
@@ -1476,7 +1476,7 @@
                 <w:sz w:val="18"/>
                 <w:szCs w:val="18"/>
               </w:rPr>
-              <w:t xml:space="preserve">Economic value and risks of plant excretory products</w:t>
+              <w:t xml:space="preserve">Economic value and community uses</w:t>
             </w:r>
           </w:p>
         </w:tc>
@@ -1508,7 +1508,7 @@
                 <w:sz w:val="18"/>
                 <w:szCs w:val="18"/>
               </w:rPr>
-              <w:t xml:space="preserve">Gives at least four correct products with Kenyan examples and uses, explains why waste to the plant is valuable, and discusses alkaloid risks and substance abuse.</w:t>
+              <w:t xml:space="preserve">Accurately links products, sources and uses (gum arabic, latex, tannins, quinine, caffeine) to Kenyan markets, and explains the risk of harmful alkaloids.</w:t>
             </w:r>
           </w:p>
         </w:tc>
@@ -1540,7 +1540,7 @@
                 <w:sz w:val="18"/>
                 <w:szCs w:val="18"/>
               </w:rPr>
-              <w:t xml:space="preserve">Gives two or three products with uses and a partial explanation of value or risk.</w:t>
+              <w:t xml:space="preserve">Gives several correct products and uses, with limited explanation of value or risks.</w:t>
             </w:r>
           </w:p>
         </w:tc>
@@ -1572,7 +1572,7 @@
                 <w:sz w:val="18"/>
                 <w:szCs w:val="18"/>
               </w:rPr>
-              <w:t xml:space="preserve">Lists one product or gives uses without explanation, with no mention of risks.</w:t>
+              <w:t xml:space="preserve">Gives few or inaccurate examples.</w:t>
             </w:r>
           </w:p>
         </w:tc>
@@ -1606,7 +1606,7 @@
                 <w:sz w:val="18"/>
                 <w:szCs w:val="18"/>
               </w:rPr>
-              <w:t xml:space="preserve">Scientific vocabulary and communication</w:t>
+              <w:t xml:space="preserve">Final explanation and new question</w:t>
             </w:r>
           </w:p>
         </w:tc>
@@ -1638,7 +1638,7 @@
                 <w:sz w:val="18"/>
                 <w:szCs w:val="18"/>
               </w:rPr>
-              <w:t xml:space="preserve">Uses terms such as excretion, stomata, lenticels, hydathodes, exudation and guttation accurately in a clear, organised answer and ends with a relevant new question.</w:t>
+              <w:t xml:space="preserve">Integrates how wastes are removed and why they are valuable in one coherent answer and states the sustainable harvesting question with a reason.</w:t>
             </w:r>
           </w:p>
         </w:tc>
@@ -1670,7 +1670,7 @@
                 <w:sz w:val="18"/>
                 <w:szCs w:val="18"/>
               </w:rPr>
-              <w:t xml:space="preserve">Uses most terms correctly and is generally clear.</w:t>
+              <w:t xml:space="preserve">Answer covers both parts but is not fully connected, and the new question is stated.</w:t>
             </w:r>
           </w:p>
         </w:tc>
@@ -1702,7 +1702,7 @@
                 <w:sz w:val="18"/>
                 <w:szCs w:val="18"/>
               </w:rPr>
-              <w:t xml:space="preserve">Uses few scientific terms correctly and the answer is hard to follow.</w:t>
+              <w:t xml:space="preserve">Answer covers only one part or omits the new question.</w:t>
             </w:r>
           </w:p>
         </w:tc>
@@ -1826,7 +1826,7 @@
         </w:rPr>
         <w:t xml:space="preserve">© 2026 SeaVuria and ARES. This work is licensed under a </w:t>
       </w:r>
-      <w:hyperlink w:history="1" r:id="rId3lt1j8gv4jdm62o-mfi7u">
+      <w:hyperlink w:history="1" r:id="rIdkm9tq8vdbrorj2-bql0og">
         <w:r>
           <w:rPr>
             <w:rFonts w:ascii="Arial" w:cs="Arial" w:eastAsia="Arial" w:hAnsi="Arial"/>
@@ -1846,7 +1846,7 @@
         </w:rPr>
         <w:t xml:space="preserve"> (</w:t>
       </w:r>
-      <w:hyperlink w:history="1" r:id="rIdom_dntvarnth-9tit6kt4">
+      <w:hyperlink w:history="1" r:id="rIdaj9vxcj8kn2hm__gewlyz">
         <w:r>
           <w:rPr>
             <w:rFonts w:ascii="Arial" w:cs="Arial" w:eastAsia="Arial" w:hAnsi="Arial"/>
@@ -1866,7 +1866,7 @@
         </w:rPr>
         <w:t xml:space="preserve">). To view a copy of this license, visit </w:t>
       </w:r>
-      <w:hyperlink w:history="1" r:id="rIdna8y1kzsljxcirmjde_6i">
+      <w:hyperlink w:history="1" r:id="rId3uxikkldt3hnkeoipszhq">
         <w:r>
           <w:rPr>
             <w:rFonts w:ascii="Arial" w:cs="Arial" w:eastAsia="Arial" w:hAnsi="Arial"/>

--- a/data/outputs/v2/Grade11/Biology/Lesson_Plans/SS2.3_Excretion_in_Plants/Biology_Excretion_in_Plants_FinalExplanation_TeacherKey.docx
+++ b/data/outputs/v2/Grade11/Biology/Lesson_Plans/SS2.3_Excretion_in_Plants/Biology_Excretion_in_Plants_FinalExplanation_TeacherKey.docx
@@ -4,6 +4,7 @@
   <w:body>
     <w:p>
       <w:pPr>
+        <w:keepNext w:val="false"/>
         <w:spacing w:after="30" w:before="0"/>
         <w:jc w:val="center"/>
       </w:pPr>
@@ -23,6 +24,7 @@
     </w:p>
     <w:p>
       <w:pPr>
+        <w:keepNext w:val="false"/>
         <w:spacing w:after="60" w:before="0"/>
         <w:jc w:val="center"/>
       </w:pPr>
@@ -81,6 +83,7 @@
           </w:tcPr>
           <w:p>
             <w:pPr>
+              <w:keepNext w:val="false"/>
               <w:spacing w:after="40" w:before="0"/>
               <w:jc w:val="center"/>
             </w:pPr>
@@ -116,6 +119,7 @@
           </w:tcPr>
           <w:p>
             <w:pPr>
+              <w:keepNext w:val="false"/>
               <w:spacing w:after="40" w:before="0"/>
               <w:jc w:val="center"/>
             </w:pPr>
@@ -176,6 +180,7 @@
           </w:tcPr>
           <w:p>
             <w:pPr>
+              <w:keepNext w:val="false"/>
               <w:spacing w:after="40" w:before="0"/>
               <w:jc w:val="center"/>
             </w:pPr>
@@ -210,6 +215,7 @@
           </w:tcPr>
           <w:p>
             <w:pPr>
+              <w:keepNext w:val="false"/>
               <w:spacing w:after="40" w:before="0"/>
               <w:jc w:val="left"/>
             </w:pPr>
@@ -271,6 +277,7 @@
           </w:tcPr>
           <w:p>
             <w:pPr>
+              <w:keepNext/>
               <w:spacing w:after="40" w:before="0"/>
               <w:jc w:val="center"/>
             </w:pPr>
@@ -305,6 +312,7 @@
           </w:tcPr>
           <w:p>
             <w:pPr>
+              <w:keepNext w:val="false"/>
               <w:spacing w:after="40" w:before="0"/>
               <w:jc w:val="left"/>
             </w:pPr>
@@ -337,6 +345,7 @@
           </w:tcPr>
           <w:p>
             <w:pPr>
+              <w:keepNext w:val="false"/>
               <w:spacing w:after="40" w:before="0"/>
               <w:jc w:val="left"/>
             </w:pPr>
@@ -398,6 +407,7 @@
           </w:tcPr>
           <w:p>
             <w:pPr>
+              <w:keepNext/>
               <w:spacing w:after="40" w:before="0"/>
               <w:jc w:val="center"/>
             </w:pPr>
@@ -432,6 +442,7 @@
           </w:tcPr>
           <w:p>
             <w:pPr>
+              <w:keepNext w:val="false"/>
               <w:spacing w:after="40" w:before="0"/>
               <w:jc w:val="left"/>
             </w:pPr>
@@ -464,6 +475,7 @@
           </w:tcPr>
           <w:p>
             <w:pPr>
+              <w:keepNext w:val="false"/>
               <w:spacing w:after="40" w:before="0"/>
               <w:jc w:val="left"/>
             </w:pPr>
@@ -525,6 +537,7 @@
           </w:tcPr>
           <w:p>
             <w:pPr>
+              <w:keepNext/>
               <w:spacing w:after="40" w:before="0"/>
               <w:jc w:val="center"/>
             </w:pPr>
@@ -559,6 +572,7 @@
           </w:tcPr>
           <w:p>
             <w:pPr>
+              <w:keepNext w:val="false"/>
               <w:spacing w:after="40" w:before="0"/>
               <w:jc w:val="left"/>
             </w:pPr>
@@ -591,6 +605,7 @@
           </w:tcPr>
           <w:p>
             <w:pPr>
+              <w:keepNext w:val="false"/>
               <w:spacing w:after="40" w:before="0"/>
               <w:jc w:val="left"/>
             </w:pPr>
@@ -652,6 +667,7 @@
           </w:tcPr>
           <w:p>
             <w:pPr>
+              <w:keepNext/>
               <w:spacing w:after="40" w:before="0"/>
               <w:jc w:val="center"/>
             </w:pPr>
@@ -686,6 +702,7 @@
           </w:tcPr>
           <w:p>
             <w:pPr>
+              <w:keepNext w:val="false"/>
               <w:spacing w:after="40" w:before="0"/>
               <w:jc w:val="left"/>
             </w:pPr>
@@ -718,6 +735,7 @@
           </w:tcPr>
           <w:p>
             <w:pPr>
+              <w:keepNext w:val="false"/>
               <w:spacing w:after="40" w:before="0"/>
               <w:jc w:val="left"/>
             </w:pPr>
@@ -779,6 +797,7 @@
           </w:tcPr>
           <w:p>
             <w:pPr>
+              <w:keepNext/>
               <w:spacing w:after="40" w:before="0"/>
               <w:jc w:val="center"/>
             </w:pPr>
@@ -813,6 +832,7 @@
           </w:tcPr>
           <w:p>
             <w:pPr>
+              <w:keepNext w:val="false"/>
               <w:spacing w:after="40" w:before="0"/>
               <w:jc w:val="left"/>
             </w:pPr>
@@ -845,6 +865,7 @@
           </w:tcPr>
           <w:p>
             <w:pPr>
+              <w:keepNext w:val="false"/>
               <w:spacing w:after="40" w:before="0"/>
               <w:jc w:val="left"/>
             </w:pPr>
@@ -908,6 +929,7 @@
           </w:tcPr>
           <w:p>
             <w:pPr>
+              <w:keepNext w:val="false"/>
               <w:spacing w:after="40" w:before="0"/>
               <w:jc w:val="center"/>
             </w:pPr>
@@ -942,6 +964,7 @@
           </w:tcPr>
           <w:p>
             <w:pPr>
+              <w:keepNext w:val="false"/>
               <w:spacing w:after="40" w:before="0"/>
               <w:jc w:val="left"/>
             </w:pPr>
@@ -974,6 +997,7 @@
           </w:tcPr>
           <w:p>
             <w:pPr>
+              <w:keepNext w:val="false"/>
               <w:spacing w:after="40" w:before="0"/>
               <w:jc w:val="left"/>
             </w:pPr>
@@ -1006,6 +1030,7 @@
           </w:tcPr>
           <w:p>
             <w:pPr>
+              <w:keepNext w:val="false"/>
               <w:spacing w:after="40" w:before="0"/>
               <w:jc w:val="left"/>
             </w:pPr>
@@ -1038,6 +1063,7 @@
           </w:tcPr>
           <w:p>
             <w:pPr>
+              <w:keepNext w:val="false"/>
               <w:spacing w:after="40" w:before="0"/>
               <w:jc w:val="left"/>
             </w:pPr>
@@ -1072,6 +1098,7 @@
           </w:tcPr>
           <w:p>
             <w:pPr>
+              <w:keepNext w:val="false"/>
               <w:spacing w:after="40" w:before="0"/>
               <w:jc w:val="left"/>
             </w:pPr>
@@ -1104,6 +1131,7 @@
           </w:tcPr>
           <w:p>
             <w:pPr>
+              <w:keepNext w:val="false"/>
               <w:spacing w:after="40" w:before="0"/>
               <w:jc w:val="left"/>
             </w:pPr>
@@ -1136,6 +1164,7 @@
           </w:tcPr>
           <w:p>
             <w:pPr>
+              <w:keepNext w:val="false"/>
               <w:spacing w:after="40" w:before="0"/>
               <w:jc w:val="left"/>
             </w:pPr>
@@ -1168,6 +1197,7 @@
           </w:tcPr>
           <w:p>
             <w:pPr>
+              <w:keepNext w:val="false"/>
               <w:spacing w:after="40" w:before="0"/>
               <w:jc w:val="left"/>
             </w:pPr>
@@ -1202,6 +1232,7 @@
           </w:tcPr>
           <w:p>
             <w:pPr>
+              <w:keepNext w:val="false"/>
               <w:spacing w:after="40" w:before="0"/>
               <w:jc w:val="left"/>
             </w:pPr>
@@ -1234,6 +1265,7 @@
           </w:tcPr>
           <w:p>
             <w:pPr>
+              <w:keepNext w:val="false"/>
               <w:spacing w:after="40" w:before="0"/>
               <w:jc w:val="left"/>
             </w:pPr>
@@ -1266,6 +1298,7 @@
           </w:tcPr>
           <w:p>
             <w:pPr>
+              <w:keepNext w:val="false"/>
               <w:spacing w:after="40" w:before="0"/>
               <w:jc w:val="left"/>
             </w:pPr>
@@ -1298,6 +1331,7 @@
           </w:tcPr>
           <w:p>
             <w:pPr>
+              <w:keepNext w:val="false"/>
               <w:spacing w:after="40" w:before="0"/>
               <w:jc w:val="left"/>
             </w:pPr>
@@ -1332,6 +1366,7 @@
           </w:tcPr>
           <w:p>
             <w:pPr>
+              <w:keepNext w:val="false"/>
               <w:spacing w:after="40" w:before="0"/>
               <w:jc w:val="left"/>
             </w:pPr>
@@ -1364,6 +1399,7 @@
           </w:tcPr>
           <w:p>
             <w:pPr>
+              <w:keepNext w:val="false"/>
               <w:spacing w:after="40" w:before="0"/>
               <w:jc w:val="left"/>
             </w:pPr>
@@ -1396,6 +1432,7 @@
           </w:tcPr>
           <w:p>
             <w:pPr>
+              <w:keepNext w:val="false"/>
               <w:spacing w:after="40" w:before="0"/>
               <w:jc w:val="left"/>
             </w:pPr>
@@ -1428,6 +1465,7 @@
           </w:tcPr>
           <w:p>
             <w:pPr>
+              <w:keepNext w:val="false"/>
               <w:spacing w:after="40" w:before="0"/>
               <w:jc w:val="left"/>
             </w:pPr>
@@ -1462,6 +1500,7 @@
           </w:tcPr>
           <w:p>
             <w:pPr>
+              <w:keepNext w:val="false"/>
               <w:spacing w:after="40" w:before="0"/>
               <w:jc w:val="left"/>
             </w:pPr>
@@ -1494,6 +1533,7 @@
           </w:tcPr>
           <w:p>
             <w:pPr>
+              <w:keepNext w:val="false"/>
               <w:spacing w:after="40" w:before="0"/>
               <w:jc w:val="left"/>
             </w:pPr>
@@ -1526,6 +1566,7 @@
           </w:tcPr>
           <w:p>
             <w:pPr>
+              <w:keepNext w:val="false"/>
               <w:spacing w:after="40" w:before="0"/>
               <w:jc w:val="left"/>
             </w:pPr>
@@ -1558,6 +1599,7 @@
           </w:tcPr>
           <w:p>
             <w:pPr>
+              <w:keepNext w:val="false"/>
               <w:spacing w:after="40" w:before="0"/>
               <w:jc w:val="left"/>
             </w:pPr>
@@ -1592,6 +1634,7 @@
           </w:tcPr>
           <w:p>
             <w:pPr>
+              <w:keepNext w:val="false"/>
               <w:spacing w:after="40" w:before="0"/>
               <w:jc w:val="left"/>
             </w:pPr>
@@ -1624,6 +1667,7 @@
           </w:tcPr>
           <w:p>
             <w:pPr>
+              <w:keepNext w:val="false"/>
               <w:spacing w:after="40" w:before="0"/>
               <w:jc w:val="left"/>
             </w:pPr>
@@ -1656,6 +1700,7 @@
           </w:tcPr>
           <w:p>
             <w:pPr>
+              <w:keepNext w:val="false"/>
               <w:spacing w:after="40" w:before="0"/>
               <w:jc w:val="left"/>
             </w:pPr>
@@ -1688,6 +1733,7 @@
           </w:tcPr>
           <w:p>
             <w:pPr>
+              <w:keepNext w:val="false"/>
               <w:spacing w:after="40" w:before="0"/>
               <w:jc w:val="left"/>
             </w:pPr>
@@ -1826,7 +1872,7 @@
         </w:rPr>
         <w:t xml:space="preserve">© 2026 SeaVuria and ARES. This work is licensed under a </w:t>
       </w:r>
-      <w:hyperlink w:history="1" r:id="rIdkm9tq8vdbrorj2-bql0og">
+      <w:hyperlink w:history="1" r:id="rId3mi-ovnyhgr7bl5jv_pqe">
         <w:r>
           <w:rPr>
             <w:rFonts w:ascii="Arial" w:cs="Arial" w:eastAsia="Arial" w:hAnsi="Arial"/>
@@ -1846,7 +1892,7 @@
         </w:rPr>
         <w:t xml:space="preserve"> (</w:t>
       </w:r>
-      <w:hyperlink w:history="1" r:id="rIdaj9vxcj8kn2hm__gewlyz">
+      <w:hyperlink w:history="1" r:id="rId9bmuyarmnpkxzlsmzagkm">
         <w:r>
           <w:rPr>
             <w:rFonts w:ascii="Arial" w:cs="Arial" w:eastAsia="Arial" w:hAnsi="Arial"/>
@@ -1866,7 +1912,7 @@
         </w:rPr>
         <w:t xml:space="preserve">). To view a copy of this license, visit </w:t>
       </w:r>
-      <w:hyperlink w:history="1" r:id="rId3uxikkldt3hnkeoipszhq">
+      <w:hyperlink w:history="1" r:id="rIdogopwx6si52tiegcmami9">
         <w:r>
           <w:rPr>
             <w:rFonts w:ascii="Arial" w:cs="Arial" w:eastAsia="Arial" w:hAnsi="Arial"/>

--- a/data/outputs/v2/Grade11/Biology/Lesson_Plans/SS2.3_Excretion_in_Plants/Biology_Excretion_in_Plants_FinalExplanation_TeacherKey.docx
+++ b/data/outputs/v2/Grade11/Biology/Lesson_Plans/SS2.3_Excretion_in_Plants/Biology_Excretion_in_Plants_FinalExplanation_TeacherKey.docx
@@ -1872,7 +1872,7 @@
         </w:rPr>
         <w:t xml:space="preserve">© 2026 SeaVuria and ARES. This work is licensed under a </w:t>
       </w:r>
-      <w:hyperlink w:history="1" r:id="rId3mi-ovnyhgr7bl5jv_pqe">
+      <w:hyperlink w:history="1" r:id="rIdc2dhjamcnrffpanpkxjnd">
         <w:r>
           <w:rPr>
             <w:rFonts w:ascii="Arial" w:cs="Arial" w:eastAsia="Arial" w:hAnsi="Arial"/>
@@ -1892,7 +1892,7 @@
         </w:rPr>
         <w:t xml:space="preserve"> (</w:t>
       </w:r>
-      <w:hyperlink w:history="1" r:id="rId9bmuyarmnpkxzlsmzagkm">
+      <w:hyperlink w:history="1" r:id="rIdenta--covqptipvxes3uk">
         <w:r>
           <w:rPr>
             <w:rFonts w:ascii="Arial" w:cs="Arial" w:eastAsia="Arial" w:hAnsi="Arial"/>
@@ -1912,7 +1912,7 @@
         </w:rPr>
         <w:t xml:space="preserve">). To view a copy of this license, visit </w:t>
       </w:r>
-      <w:hyperlink w:history="1" r:id="rIdogopwx6si52tiegcmami9">
+      <w:hyperlink w:history="1" r:id="rIdn-gnqrrui1xb_hri2ec25">
         <w:r>
           <w:rPr>
             <w:rFonts w:ascii="Arial" w:cs="Arial" w:eastAsia="Arial" w:hAnsi="Arial"/>
